--- a/extrakty/doc/TC278WG4/extract_21219-21_(2020).docx
+++ b/extrakty/doc/TC278WG4/extract_21219-21_(2020).docx
@@ -326,7 +326,7 @@
           <w:szCs w:val="28"/>
           <w:rtl w:val="0"/>
         </w:rPr>
-        <w:t xml:space="preserve">Vydání 201</w:t>
+        <w:t xml:space="preserve">Vydána 201</w:t>
       </w:r>
       <w:r>
         <w:rPr>

--- a/extrakty/doc/TC278WG4/extract_21219-21_(2020).docx
+++ b/extrakty/doc/TC278WG4/extract_21219-21_(2020).docx
@@ -553,7 +553,7 @@
     </w:p>
     <w:p>
       <w:pPr>
-        <w:spacing w:after="200" w:before="240" w:lineRule="auto"/>
+        <w:spacing w:after="120" w:lineRule="auto"/>
         <w:jc w:val="both"/>
         <w:rPr>
           <w:rFonts w:ascii="Times New Roman" w:cs="Times New Roman" w:eastAsia="Times New Roman" w:hAnsi="Times New Roman"/>
@@ -564,18 +564,10 @@
       </w:pPr>
       <w:r>
         <w:rPr>
-          <w:i w:val="1"/>
-          <w:color w:val="000000"/>
-          <w:sz w:val="18"/>
-          <w:szCs w:val="18"/>
+          <w:color w:val="000000"/>
           <w:rtl w:val="0"/>
         </w:rPr>
         <w:t xml:space="preserve">Poznámka: Extrakt uvádí vybrané kapitoly popisovaného dokumentu a přejímá původní číslování kapitol.</w:t>
-      </w:r>
-      <w:r>
-        <w:rPr>
-          <w:rtl w:val="0"/>
-        </w:rPr>
       </w:r>
     </w:p>
     <w:p>
@@ -682,6 +674,106 @@
       <w:pPr>
         <w:keepNext w:val="1"/>
         <w:keepLines w:val="1"/>
+        <w:widowControl w:val="1"/>
+        <w:pBdr>
+          <w:top w:space="0" w:sz="0" w:val="nil"/>
+          <w:left w:space="0" w:sz="0" w:val="nil"/>
+          <w:bottom w:space="0" w:sz="0" w:val="nil"/>
+          <w:right w:space="0" w:sz="0" w:val="nil"/>
+          <w:between w:space="0" w:sz="0" w:val="nil"/>
+        </w:pBdr>
+        <w:shd w:fill="auto" w:val="clear"/>
+        <w:spacing w:after="180" w:before="240" w:line="240" w:lineRule="auto"/>
+        <w:ind w:left="0" w:right="0" w:firstLine="0"/>
+        <w:jc w:val="left"/>
+        <w:rPr>
+          <w:rFonts w:ascii="Arial" w:cs="Arial" w:eastAsia="Arial" w:hAnsi="Arial"/>
+          <w:b w:val="1"/>
+          <w:i w:val="0"/>
+          <w:smallCaps w:val="0"/>
+          <w:strike w:val="0"/>
+          <w:color w:val="000000"/>
+          <w:sz w:val="22"/>
+          <w:szCs w:val="22"/>
+          <w:u w:val="none"/>
+          <w:shd w:fill="auto" w:val="clear"/>
+          <w:vertAlign w:val="baseline"/>
+        </w:rPr>
+      </w:pPr>
+      <w:r>
+        <w:rPr>
+          <w:rFonts w:ascii="Arial" w:cs="Arial" w:eastAsia="Arial" w:hAnsi="Arial"/>
+          <w:b w:val="1"/>
+          <w:i w:val="0"/>
+          <w:smallCaps w:val="0"/>
+          <w:strike w:val="0"/>
+          <w:color w:val="000000"/>
+          <w:sz w:val="22"/>
+          <w:szCs w:val="22"/>
+          <w:u w:val="none"/>
+          <w:shd w:fill="auto" w:val="clear"/>
+          <w:vertAlign w:val="baseline"/>
+          <w:rtl w:val="0"/>
+        </w:rPr>
+        <w:t xml:space="preserve">1 Předmět normy</w:t>
+      </w:r>
+    </w:p>
+    <w:p>
+      <w:pPr>
+        <w:pBdr>
+          <w:top w:space="0" w:sz="0" w:val="nil"/>
+          <w:left w:space="0" w:sz="0" w:val="nil"/>
+          <w:bottom w:space="0" w:sz="0" w:val="nil"/>
+          <w:right w:space="0" w:sz="0" w:val="nil"/>
+          <w:between w:space="0" w:sz="0" w:val="nil"/>
+        </w:pBdr>
+        <w:spacing w:after="120" w:line="276" w:lineRule="auto"/>
+        <w:jc w:val="both"/>
+        <w:rPr>
+          <w:color w:val="000000"/>
+        </w:rPr>
+      </w:pPr>
+      <w:r>
+        <w:rPr>
+          <w:rtl w:val="0"/>
+        </w:rPr>
+        <w:t xml:space="preserve">Popisovaný dokument</w:t>
+      </w:r>
+      <w:r>
+        <w:rPr>
+          <w:color w:val="000000"/>
+          <w:rtl w:val="0"/>
+        </w:rPr>
+        <w:t xml:space="preserve"> stanoví datový formát pro geografické odkazování na polohu, její obecné požadavky a stanoví strukturu zpráv TPEG pro odkazování na polohu touto metodou.</w:t>
+      </w:r>
+    </w:p>
+    <w:p>
+      <w:pPr>
+        <w:pBdr>
+          <w:top w:space="0" w:sz="0" w:val="nil"/>
+          <w:left w:space="0" w:sz="0" w:val="nil"/>
+          <w:bottom w:space="0" w:sz="0" w:val="nil"/>
+          <w:right w:space="0" w:sz="0" w:val="nil"/>
+          <w:between w:space="0" w:sz="0" w:val="nil"/>
+        </w:pBdr>
+        <w:spacing w:after="120" w:line="276" w:lineRule="auto"/>
+        <w:jc w:val="both"/>
+        <w:rPr>
+          <w:color w:val="000000"/>
+        </w:rPr>
+      </w:pPr>
+      <w:r>
+        <w:rPr>
+          <w:color w:val="000000"/>
+          <w:rtl w:val="0"/>
+        </w:rPr>
+        <w:t xml:space="preserve">GLR je metoda využívaná výhradně normami TPEG pro aplikace poskytující informace o geografických polohách, např. informace o počasí. Použití metody GLR umožňuje zobrazení polohy na mapě, není určena pro navigační přístroje či pro přímé propojení do mapy. Popisovanými místy mohou být body, linie či polygony.</w:t>
+      </w:r>
+    </w:p>
+    <w:p>
+      <w:pPr>
+        <w:keepNext w:val="1"/>
+        <w:keepLines w:val="1"/>
         <w:spacing w:after="180" w:before="240" w:lineRule="auto"/>
         <w:rPr>
           <w:b w:val="1"/>
@@ -696,7 +788,7 @@
           <w:szCs w:val="22"/>
           <w:rtl w:val="0"/>
         </w:rPr>
-        <w:t xml:space="preserve">Souvisící normy</w:t>
+        <w:t xml:space="preserve">2 Souvisící normy</w:t>
       </w:r>
     </w:p>
     <w:p>
@@ -762,7 +854,7 @@
           <w:vertAlign w:val="baseline"/>
           <w:rtl w:val="0"/>
         </w:rPr>
-        <w:t xml:space="preserve">1 Předmět</w:t>
+        <w:t xml:space="preserve">3 Termíny a definice</w:t>
       </w:r>
     </w:p>
     <w:p>
@@ -777,36 +869,91 @@
         <w:spacing w:after="120" w:line="276" w:lineRule="auto"/>
         <w:jc w:val="both"/>
         <w:rPr>
+          <w:b w:val="1"/>
           <w:color w:val="000000"/>
         </w:rPr>
       </w:pPr>
       <w:r>
         <w:rPr>
-          <w:rtl w:val="0"/>
-        </w:rPr>
-        <w:t xml:space="preserve">Popisovaný dokument</w:t>
-      </w:r>
-      <w:r>
-        <w:rPr>
-          <w:color w:val="000000"/>
-          <w:rtl w:val="0"/>
-        </w:rPr>
-        <w:t xml:space="preserve"> stanoví datový formát pro geografické odkazování na polohu, její obecné požadavky a stanoví strukturu zpráv TPEG pro odkazování na polohu touto metodou.</w:t>
+          <w:color w:val="000000"/>
+          <w:rtl w:val="0"/>
+        </w:rPr>
+        <w:t xml:space="preserve">Tato kapitola definuje 1 termín</w:t>
+      </w:r>
+      <w:r>
+        <w:rPr>
+          <w:rtl w:val="0"/>
+        </w:rPr>
+        <w:t xml:space="preserve"> “</w:t>
+      </w:r>
+      <w:r>
+        <w:rPr>
+          <w:b w:val="1"/>
+          <w:color w:val="000000"/>
+          <w:rtl w:val="0"/>
+        </w:rPr>
+        <w:t xml:space="preserve">bod zájmu</w:t>
+      </w:r>
+      <w:r>
+        <w:rPr>
+          <w:b w:val="1"/>
+          <w:rtl w:val="0"/>
+        </w:rPr>
+        <w:t xml:space="preserve">”</w:t>
+      </w:r>
+      <w:r>
+        <w:rPr>
+          <w:b w:val="1"/>
+          <w:color w:val="000000"/>
+          <w:rtl w:val="0"/>
+        </w:rPr>
+        <w:t xml:space="preserve"> </w:t>
+      </w:r>
+      <w:r>
+        <w:rPr>
+          <w:i w:val="1"/>
+          <w:color w:val="000000"/>
+          <w:rtl w:val="0"/>
+        </w:rPr>
+        <w:t xml:space="preserve">(</w:t>
+      </w:r>
+      <w:r>
+        <w:rPr>
+          <w:i w:val="1"/>
+          <w:rtl w:val="0"/>
+        </w:rPr>
+        <w:t xml:space="preserve">point of interest</w:t>
+      </w:r>
+      <w:r>
+        <w:rPr>
+          <w:i w:val="1"/>
+          <w:color w:val="000000"/>
+          <w:rtl w:val="0"/>
+        </w:rPr>
+        <w:t xml:space="preserve">)</w:t>
+      </w:r>
+      <w:r>
+        <w:rPr>
+          <w:color w:val="000000"/>
+          <w:rtl w:val="0"/>
+        </w:rPr>
+        <w:t xml:space="preserve"> pro který vytváříme geografický popis.</w:t>
+      </w:r>
+      <w:r>
+        <w:rPr>
+          <w:rtl w:val="0"/>
+        </w:rPr>
       </w:r>
     </w:p>
     <w:p>
       <w:pPr>
-        <w:pBdr>
-          <w:top w:space="0" w:sz="0" w:val="nil"/>
-          <w:left w:space="0" w:sz="0" w:val="nil"/>
-          <w:bottom w:space="0" w:sz="0" w:val="nil"/>
-          <w:right w:space="0" w:sz="0" w:val="nil"/>
-          <w:between w:space="0" w:sz="0" w:val="nil"/>
-        </w:pBdr>
-        <w:spacing w:after="120" w:line="276" w:lineRule="auto"/>
+        <w:spacing w:after="120" w:lineRule="auto"/>
         <w:jc w:val="both"/>
         <w:rPr>
-          <w:color w:val="000000"/>
+          <w:rFonts w:ascii="Times New Roman" w:cs="Times New Roman" w:eastAsia="Times New Roman" w:hAnsi="Times New Roman"/>
+          <w:color w:val="000000"/>
+          <w:sz w:val="24"/>
+          <w:szCs w:val="24"/>
         </w:rPr>
       </w:pPr>
       <w:r>
@@ -814,7 +961,7 @@
           <w:color w:val="000000"/>
           <w:rtl w:val="0"/>
         </w:rPr>
-        <w:t xml:space="preserve">GLR je metoda využívaná výhradně normami TPEG pro aplikace poskytující informace o geografických polohách, např. informace o počasí. Použití metody GLR umožňuje zobrazení polohy na mapě, není určena pro navigační přístroje či pro přímé propojení do mapy. Popisovanými místy mohou být body, linie či polygony.</w:t>
+        <w:t xml:space="preserve">Další termíny a zkratky z oboru ITS jsou obsaženy ve slovníku ITS terminology.</w:t>
       </w:r>
     </w:p>
     <w:p>
@@ -847,6 +994,8 @@
           <w:vertAlign w:val="baseline"/>
         </w:rPr>
       </w:pPr>
+      <w:bookmarkStart w:colFirst="0" w:colLast="0" w:name="_heading=h.tyjcwt" w:id="4"/>
+      <w:bookmarkEnd w:id="4"/>
       <w:r>
         <w:rPr>
           <w:rFonts w:ascii="Arial" w:cs="Arial" w:eastAsia="Arial" w:hAnsi="Arial"/>
@@ -862,145 +1011,7 @@
           <w:vertAlign w:val="baseline"/>
           <w:rtl w:val="0"/>
         </w:rPr>
-        <w:t xml:space="preserve">3 Termíny a definice</w:t>
-      </w:r>
-    </w:p>
-    <w:p>
-      <w:pPr>
-        <w:pBdr>
-          <w:top w:space="0" w:sz="0" w:val="nil"/>
-          <w:left w:space="0" w:sz="0" w:val="nil"/>
-          <w:bottom w:space="0" w:sz="0" w:val="nil"/>
-          <w:right w:space="0" w:sz="0" w:val="nil"/>
-          <w:between w:space="0" w:sz="0" w:val="nil"/>
-        </w:pBdr>
-        <w:spacing w:after="120" w:line="276" w:lineRule="auto"/>
-        <w:jc w:val="both"/>
-        <w:rPr>
-          <w:b w:val="1"/>
-          <w:color w:val="000000"/>
-        </w:rPr>
-      </w:pPr>
-      <w:r>
-        <w:rPr>
-          <w:color w:val="000000"/>
-          <w:rtl w:val="0"/>
-        </w:rPr>
-        <w:t xml:space="preserve">Tato kapitola definuje 1 termín</w:t>
-      </w:r>
-      <w:r>
-        <w:rPr>
-          <w:rtl w:val="0"/>
-        </w:rPr>
-        <w:t xml:space="preserve"> “</w:t>
-      </w:r>
-      <w:r>
-        <w:rPr>
-          <w:b w:val="1"/>
-          <w:color w:val="000000"/>
-          <w:rtl w:val="0"/>
-        </w:rPr>
-        <w:t xml:space="preserve">bod zájmu</w:t>
-      </w:r>
-      <w:r>
-        <w:rPr>
-          <w:b w:val="1"/>
-          <w:rtl w:val="0"/>
-        </w:rPr>
-        <w:t xml:space="preserve">”</w:t>
-      </w:r>
-      <w:r>
-        <w:rPr>
-          <w:b w:val="1"/>
-          <w:color w:val="000000"/>
-          <w:rtl w:val="0"/>
-        </w:rPr>
-        <w:t xml:space="preserve"> </w:t>
-      </w:r>
-      <w:r>
-        <w:rPr>
-          <w:i w:val="1"/>
-          <w:color w:val="000000"/>
-          <w:rtl w:val="0"/>
-        </w:rPr>
-        <w:t xml:space="preserve">(</w:t>
-      </w:r>
-      <w:r>
-        <w:rPr>
-          <w:i w:val="1"/>
-          <w:rtl w:val="0"/>
-        </w:rPr>
-        <w:t xml:space="preserve">point of interest</w:t>
-      </w:r>
-      <w:r>
-        <w:rPr>
-          <w:i w:val="1"/>
-          <w:color w:val="000000"/>
-          <w:rtl w:val="0"/>
-        </w:rPr>
-        <w:t xml:space="preserve">)</w:t>
-      </w:r>
-      <w:r>
-        <w:rPr>
-          <w:color w:val="000000"/>
-          <w:rtl w:val="0"/>
-        </w:rPr>
-        <w:t xml:space="preserve"> pro který vytváříme geografický popis.</w:t>
-      </w:r>
-      <w:r>
-        <w:rPr>
-          <w:rtl w:val="0"/>
-        </w:rPr>
-      </w:r>
-    </w:p>
-    <w:p>
-      <w:pPr>
-        <w:keepNext w:val="1"/>
-        <w:keepLines w:val="1"/>
-        <w:widowControl w:val="1"/>
-        <w:pBdr>
-          <w:top w:space="0" w:sz="0" w:val="nil"/>
-          <w:left w:space="0" w:sz="0" w:val="nil"/>
-          <w:bottom w:space="0" w:sz="0" w:val="nil"/>
-          <w:right w:space="0" w:sz="0" w:val="nil"/>
-          <w:between w:space="0" w:sz="0" w:val="nil"/>
-        </w:pBdr>
-        <w:shd w:fill="auto" w:val="clear"/>
-        <w:spacing w:after="180" w:before="240" w:line="240" w:lineRule="auto"/>
-        <w:ind w:left="0" w:right="0" w:firstLine="0"/>
-        <w:jc w:val="left"/>
-        <w:rPr>
-          <w:rFonts w:ascii="Arial" w:cs="Arial" w:eastAsia="Arial" w:hAnsi="Arial"/>
-          <w:b w:val="1"/>
-          <w:i w:val="0"/>
-          <w:smallCaps w:val="0"/>
-          <w:strike w:val="0"/>
-          <w:color w:val="000000"/>
-          <w:sz w:val="22"/>
-          <w:szCs w:val="22"/>
-          <w:u w:val="none"/>
-          <w:shd w:fill="auto" w:val="clear"/>
-          <w:vertAlign w:val="baseline"/>
-        </w:rPr>
-      </w:pPr>
-      <w:bookmarkStart w:colFirst="0" w:colLast="0" w:name="_heading=h.tyjcwt" w:id="4"/>
-      <w:bookmarkEnd w:id="4"/>
-      <w:r>
-        <w:rPr>
-          <w:rFonts w:ascii="Arial" w:cs="Arial" w:eastAsia="Arial" w:hAnsi="Arial"/>
-          <w:b w:val="1"/>
-          <w:i w:val="0"/>
-          <w:smallCaps w:val="0"/>
-          <w:strike w:val="0"/>
-          <w:color w:val="000000"/>
-          <w:sz w:val="22"/>
-          <w:szCs w:val="22"/>
-          <w:u w:val="none"/>
-          <w:shd w:fill="auto" w:val="clear"/>
-          <w:vertAlign w:val="baseline"/>
-          <w:rtl w:val="0"/>
-        </w:rPr>
-        <w:t xml:space="preserve">4 Zkratky</w:t>
+        <w:t xml:space="preserve">4 Symboly a zkratky</w:t>
       </w:r>
     </w:p>
     <w:p>
@@ -1097,49 +1108,18 @@
         <w:spacing w:after="120" w:lineRule="auto"/>
         <w:jc w:val="both"/>
         <w:rPr>
-          <w:b w:val="1"/>
+          <w:rFonts w:ascii="Times New Roman" w:cs="Times New Roman" w:eastAsia="Times New Roman" w:hAnsi="Times New Roman"/>
+          <w:color w:val="000000"/>
           <w:sz w:val="24"/>
           <w:szCs w:val="24"/>
         </w:rPr>
       </w:pPr>
-      <w:bookmarkStart w:colFirst="0" w:colLast="0" w:name="_heading=h.3dy6vkm" w:id="5"/>
-      <w:bookmarkEnd w:id="5"/>
-      <w:r>
-        <w:rPr>
-          <w:i w:val="1"/>
-          <w:color w:val="000000"/>
-          <w:sz w:val="18"/>
-          <w:szCs w:val="18"/>
-          <w:rtl w:val="0"/>
-        </w:rPr>
-        <w:t xml:space="preserve">Poznámka: Další termíny a zkratky z oboru ITS jsou obsaženy ve slovníku ITS terminology (</w:t>
-      </w:r>
-      <w:hyperlink r:id="rId8">
-        <w:r>
-          <w:rPr>
-            <w:i w:val="1"/>
-            <w:color w:val="000000"/>
-            <w:sz w:val="18"/>
-            <w:szCs w:val="18"/>
-            <w:rtl w:val="0"/>
-          </w:rPr>
-          <w:t xml:space="preserve">www.itsterminology.org</w:t>
-        </w:r>
-      </w:hyperlink>
-      <w:r>
-        <w:rPr>
-          <w:i w:val="1"/>
-          <w:color w:val="000000"/>
-          <w:sz w:val="18"/>
-          <w:szCs w:val="18"/>
-          <w:rtl w:val="0"/>
-        </w:rPr>
-        <w:t xml:space="preserve">).</w:t>
-      </w:r>
-      <w:r>
-        <w:rPr>
-          <w:rtl w:val="0"/>
-        </w:rPr>
+      <w:r>
+        <w:rPr>
+          <w:color w:val="000000"/>
+          <w:rtl w:val="0"/>
+        </w:rPr>
+        <w:t xml:space="preserve">Další termíny a zkratky z oboru ITS jsou obsaženy ve slovníku ITS terminology (www.ITSterminology.org).</w:t>
       </w:r>
     </w:p>
     <w:p>

--- a/extrakty/doc/TC278WG4/extract_21219-21_(2020).docx
+++ b/extrakty/doc/TC278WG4/extract_21219-21_(2020).docx
@@ -286,7 +286,7 @@
                 <w:szCs w:val="28"/>
                 <w:rtl w:val="0"/>
               </w:rPr>
-              <w:t xml:space="preserve">01 8388</w:t>
+              <w:t xml:space="preserve"/>
             </w:r>
             <w:r>
               <w:rPr>
